--- a/设计方案选择/设计方案选择.docx
+++ b/设计方案选择/设计方案选择.docx
@@ -512,6 +512,9 @@
                       <wps:txbx>
                         <w:txbxContent>
                           <w:p>
+                            <w:bookmarkStart w:id="0" w:name="OLE_LINK1"/>
+                            <w:bookmarkStart w:id="1" w:name="OLE_LINK2"/>
+                            <w:bookmarkStart w:id="2" w:name="_Hlk237076785"/>
                             <w:r>
                               <w:t>严格遵循以下代码修改约束：</w:t>
                             </w:r>
@@ -559,6 +562,9 @@
                             <w:r>
                               <w:t>需求内容：</w:t>
                             </w:r>
+                            <w:bookmarkEnd w:id="0"/>
+                            <w:bookmarkEnd w:id="1"/>
+                            <w:bookmarkEnd w:id="2"/>
                           </w:p>
                         </w:txbxContent>
                       </wps:txbx>
@@ -587,6 +593,9 @@
                 <v:textbox style="mso-fit-shape-to-text:t">
                   <w:txbxContent>
                     <w:p>
+                      <w:bookmarkStart w:id="3" w:name="OLE_LINK1"/>
+                      <w:bookmarkStart w:id="4" w:name="OLE_LINK2"/>
+                      <w:bookmarkStart w:id="5" w:name="_Hlk237076785"/>
                       <w:r>
                         <w:t>严格遵循以下代码修改约束：</w:t>
                       </w:r>
@@ -634,6 +643,9 @@
                       <w:r>
                         <w:t>需求内容：</w:t>
                       </w:r>
+                      <w:bookmarkEnd w:id="3"/>
+                      <w:bookmarkEnd w:id="4"/>
+                      <w:bookmarkEnd w:id="5"/>
                     </w:p>
                   </w:txbxContent>
                 </v:textbox>
@@ -650,12 +662,20 @@
         <w:t>前端修改提示词：</w:t>
       </w:r>
     </w:p>
-    <w:p>
-      <w:pPr>
-        <w:rPr>
-          <w:rFonts w:hint="eastAsia"/>
-        </w:rPr>
-      </w:pPr>
+    <w:p/>
+    <w:p/>
+    <w:p>
+      <w:pPr>
+        <w:rPr>
+          <w:rFonts w:hint="eastAsia"/>
+        </w:rPr>
+      </w:pPr>
+      <w:r>
+        <w:rPr>
+          <w:rFonts w:hint="eastAsia"/>
+        </w:rPr>
+        <w:t>学会简单的接口调用</w:t>
+      </w:r>
     </w:p>
     <w:sectPr>
       <w:pgSz w:w="11906" w:h="16838"/>
